--- a/applications/checkr-business-systems-analyst-sales-ai-automation/Rotenberg Resume - Checkr - Business Systems Analyst Sales AI & Automation.docx
+++ b/applications/checkr-business-systems-analyst-sales-ai-automation/Rotenberg Resume - Checkr - Business Systems Analyst Sales AI & Automation.docx
@@ -501,6 +501,30 @@
           <w:i w:val="0"/>
           <w:color w:val="1A1A1A"/>
         </w:rPr>
+        <w:t>Advised on A/B testing strategy for a Salesforce-based workflow-automation effort, defining test structure and success criteria for the team building it.</w:t>
+      </w:r>
+    </w:p>
+    <w:p>
+      <w:pPr>
+        <w:spacing w:after="30"/>
+        <w:ind w:left="259" w:hanging="259"/>
+      </w:pPr>
+      <w:r>
+        <w:rPr>
+          <w:rFonts w:ascii="Calibri" w:hAnsi="Calibri"/>
+          <w:b w:val="0"/>
+          <w:i w:val="0"/>
+          <w:color w:val="163A5F"/>
+        </w:rPr>
+        <w:t xml:space="preserve">•  </w:t>
+      </w:r>
+      <w:r>
+        <w:rPr>
+          <w:rFonts w:ascii="Calibri" w:hAnsi="Calibri"/>
+          <w:b w:val="0"/>
+          <w:i w:val="0"/>
+          <w:color w:val="1A1A1A"/>
+        </w:rPr>
         <w:t>Labeled and defined the CRM fields required for outbound sales and onboarding workflows, standardizing data capture across the team.</w:t>
       </w:r>
     </w:p>

--- a/applications/checkr-business-systems-analyst-sales-ai-automation/Rotenberg Resume - Checkr - Business Systems Analyst Sales AI & Automation.docx
+++ b/applications/checkr-business-systems-analyst-sales-ai-automation/Rotenberg Resume - Checkr - Business Systems Analyst Sales AI & Automation.docx
@@ -273,7 +273,7 @@
           <w:i w:val="0"/>
           <w:color w:val="1A1A1A"/>
         </w:rPr>
-        <w:t>Built SQL-backed performance dashboards (Power BI, BigQuery/GA4) tracking pipeline velocity, funnel progression, and automation ROI for client stakeholders.</w:t>
+        <w:t>Built SQL-backed performance dashboards (Power BI, BigQuery/GA4) tracking pipeline velocity, funnel progression, and automation ROI, giving client stakeholders the data to decide which workflows to scale next.</w:t>
       </w:r>
     </w:p>
     <w:p>
@@ -699,7 +699,7 @@
           <w:i w:val="0"/>
           <w:color w:val="1A1A1A"/>
         </w:rPr>
-        <w:t>Ranked top three in sales on a team of 8-15 reps for effectively the full tenure while quota roughly doubled over the period.</w:t>
+        <w:t>Ranked top three in sales on a team that scaled from 8 to 15 reps, holding that rank across all but the final few months of a 27-month tenure while quota roughly doubled.</w:t>
       </w:r>
     </w:p>
     <w:p>

--- a/applications/checkr-business-systems-analyst-sales-ai-automation/Rotenberg Resume - Checkr - Business Systems Analyst Sales AI & Automation.docx
+++ b/applications/checkr-business-systems-analyst-sales-ai-automation/Rotenberg Resume - Checkr - Business Systems Analyst Sales AI & Automation.docx
@@ -843,7 +843,7 @@
           <w:i w:val="0"/>
           <w:color w:val="1A1A1A"/>
         </w:rPr>
-        <w:t>B.A. Liberal Arts, Minor in Political Science - Colorado State University, Fort Collins, CO</w:t>
+        <w:t>B.A. Liberal Arts, Minor in Political Science - Colorado State University, Fort Collins, CO (2009)</w:t>
       </w:r>
     </w:p>
     <w:p>
